--- a/docs/ahg-2026/kit/examples/maria-alternate-format-planner.docx
+++ b/docs/ahg-2026/kit/examples/maria-alternate-format-planner.docx
@@ -275,7 +275,7 @@
       </w:r>
       <w:br/>
       <w:r>
-        <w:t>description: Plans alternate formats for a course document from a checker's report and the formats a student needs.</w:t>
+        <w:t>description: Plans alternate formats for a course document from a checker's report and the formats a student needs. Use when a student needs a course document in large print, audio, braille or another format.</w:t>
       </w:r>
       <w:br/>
       <w:r>
@@ -792,7 +792,7 @@
     <w:p>
       <w:r>
         <w:rPr/>
-        <w:t xml:space="preserve">At 3:05 Maria opens the share page, chooses her newest file, version 4, and presses the button. GitHub's share form opens already filled in; she ticks the privacy box and presses Submit new issue. A minute later the reply says "Your agent is in", and her agent is in the AHG 2026 collection as </w:t>
+        <w:t xml:space="preserve">At 3:05 Maria opens the share page, chooses her newest file, version 4, and presses the button. GitHub's share form opens already filled in; she checks the privacy check box and presses Submit new issue. A minute later the reply says "Your agent is in", and her agent is in the AHG 2026 collection as </w:t>
       </w:r>
       <w:r>
         <w:rPr/>
@@ -927,7 +927,7 @@
           <w:p>
             <w:r>
               <w:rPr/>
-              <w:t>Nothing goes to a student until the page-by-page check is ticked</w:t>
+              <w:t>Nothing goes to a student until the page-by-page check box is checked</w:t>
             </w:r>
           </w:p>
         </w:tc>
@@ -1006,6 +1006,87 @@
       </w:tr>
     </w:tbl>
     <w:p/>
+    <w:p>
+      <w:pPr>
+        <w:pStyle w:val="Heading2"/>
+      </w:pPr>
+      <w:r>
+        <w:t>Sources</w:t>
+      </w:r>
+    </w:p>
+    <w:p>
+      <w:r>
+        <w:rPr/>
+        <w:t>Checked on 29 October 2026.</w:t>
+      </w:r>
+    </w:p>
+    <w:p>
+      <w:pPr>
+        <w:pStyle w:val="ListBullet"/>
+      </w:pPr>
+      <w:hyperlink r:id="rId12">
+        <w:r>
+          <w:rPr>
+            <w:rStyle w:val="Hyperlink"/>
+            <w:u w:val="single"/>
+          </w:rPr>
+          <w:t xml:space="preserve">WCAG 2.2</w:t>
+        </w:r>
+      </w:hyperlink>
+      <w:r>
+        <w:rPr/>
+        <w:t>, the current W3C Recommendation.</w:t>
+      </w:r>
+    </w:p>
+    <w:p>
+      <w:pPr>
+        <w:pStyle w:val="ListBullet"/>
+      </w:pPr>
+      <w:hyperlink r:id="rId10">
+        <w:r>
+          <w:rPr>
+            <w:rStyle w:val="Hyperlink"/>
+            <w:u w:val="single"/>
+          </w:rPr>
+          <w:t xml:space="preserve">Understanding 1.4.5 Images of Text</w:t>
+        </w:r>
+      </w:hyperlink>
+      <w:r>
+        <w:rPr/>
+        <w:t xml:space="preserve"> and </w:t>
+      </w:r>
+      <w:hyperlink r:id="rId13">
+        <w:r>
+          <w:rPr>
+            <w:rStyle w:val="Hyperlink"/>
+            <w:u w:val="single"/>
+          </w:rPr>
+          <w:t xml:space="preserve">Understanding 1.1.1 Non-text Content</w:t>
+        </w:r>
+      </w:hyperlink>
+      <w:r>
+        <w:rPr/>
+        <w:t>.</w:t>
+      </w:r>
+    </w:p>
+    <w:p>
+      <w:pPr>
+        <w:pStyle w:val="ListBullet"/>
+      </w:pPr>
+      <w:hyperlink r:id="rId11">
+        <w:r>
+          <w:rPr>
+            <w:rStyle w:val="Hyperlink"/>
+            <w:u w:val="single"/>
+          </w:rPr>
+          <w:t xml:space="preserve">ACB Large Print Guidelines</w:t>
+        </w:r>
+      </w:hyperlink>
+      <w:r>
+        <w:rPr/>
+        <w:t>, from the American Council of the Blind.</w:t>
+      </w:r>
+    </w:p>
     <w:sectPr>
       <w:footerReference w:type="default" r:id="rId9"/>
       <w:pgSz w:w="12240" w:h="15840"/>
